--- a/data/exports/compounds-containing-nitrogen_revision_notes.docx
+++ b/data/exports/compounds-containing-nitrogen_revision_notes.docx
@@ -189,7 +189,7 @@
                 <w:color w:val="2D3748"/>
                 <w:sz w:val="19"/>
               </w:rPr>
-              <w:t>Compounds Containing Nitrogen - Core Application</w:t>
+              <w:t>Diazonium Salts &amp; Carbylamine Test</w:t>
             </w:r>
           </w:p>
         </w:tc>
@@ -209,7 +209,7 @@
               <w:rPr>
                 <w:sz w:val="19"/>
               </w:rPr>
-              <w:t>229 PYQs</w:t>
+              <w:t>120 PYQs</w:t>
             </w:r>
           </w:p>
         </w:tc>
@@ -230,7 +230,94 @@
                 <w:color w:val="718096"/>
                 <w:sz w:val="19"/>
               </w:rPr>
-              <w:t>General Concept</w:t>
+              <w:t>Diazonium &amp; Tests</w:t>
+            </w:r>
+          </w:p>
+        </w:tc>
+      </w:tr>
+      <w:tr>
+        <w:tc>
+          <w:tcPr>
+            <w:tcW w:type="dxa" w:w="2160"/>
+            <w:shd w:fill="FFFFFF"/>
+            <w:tcMar>
+              <w:top w:w="80" w:type="dxa"/>
+              <w:bottom w:w="80" w:type="dxa"/>
+              <w:left w:w="150" w:type="dxa"/>
+              <w:right w:w="150" w:type="dxa"/>
+            </w:tcMar>
+          </w:tcPr>
+          <w:p>
+            <w:r>
+              <w:rPr>
+                <w:b/>
+                <w:color w:val="C53030"/>
+                <w:sz w:val="19"/>
+              </w:rPr>
+              <w:t>Very High</w:t>
+            </w:r>
+          </w:p>
+        </w:tc>
+        <w:tc>
+          <w:tcPr>
+            <w:tcW w:type="dxa" w:w="4320"/>
+            <w:shd w:fill="FFFFFF"/>
+            <w:tcMar>
+              <w:top w:w="80" w:type="dxa"/>
+              <w:bottom w:w="80" w:type="dxa"/>
+              <w:left w:w="150" w:type="dxa"/>
+              <w:right w:w="150" w:type="dxa"/>
+            </w:tcMar>
+          </w:tcPr>
+          <w:p>
+            <w:r>
+              <w:rPr>
+                <w:b/>
+                <w:color w:val="2D3748"/>
+                <w:sz w:val="19"/>
+              </w:rPr>
+              <w:t>Basicity of Amines &amp; Gabriel Phthalimide Synthesis</w:t>
+            </w:r>
+          </w:p>
+        </w:tc>
+        <w:tc>
+          <w:tcPr>
+            <w:tcW w:type="dxa" w:w="1728"/>
+            <w:shd w:fill="FFFFFF"/>
+            <w:tcMar>
+              <w:top w:w="80" w:type="dxa"/>
+              <w:bottom w:w="80" w:type="dxa"/>
+              <w:left w:w="150" w:type="dxa"/>
+              <w:right w:w="150" w:type="dxa"/>
+            </w:tcMar>
+          </w:tcPr>
+          <w:p>
+            <w:r>
+              <w:rPr>
+                <w:sz w:val="19"/>
+              </w:rPr>
+              <w:t>111 PYQs</w:t>
+            </w:r>
+          </w:p>
+        </w:tc>
+        <w:tc>
+          <w:tcPr>
+            <w:tcW w:type="dxa" w:w="1872"/>
+            <w:shd w:fill="FFFFFF"/>
+            <w:tcMar>
+              <w:top w:w="80" w:type="dxa"/>
+              <w:bottom w:w="80" w:type="dxa"/>
+              <w:left w:w="150" w:type="dxa"/>
+              <w:right w:w="150" w:type="dxa"/>
+            </w:tcMar>
+          </w:tcPr>
+          <w:p>
+            <w:r>
+              <w:rPr>
+                <w:color w:val="718096"/>
+                <w:sz w:val="19"/>
+              </w:rPr>
+              <w:t>Amine Basics</w:t>
             </w:r>
           </w:p>
         </w:tc>
@@ -311,6 +398,98 @@
           </w:p>
         </w:tc>
       </w:tr>
+      <w:tr>
+        <w:tc>
+          <w:tcPr>
+            <w:tcW w:type="dxa" w:w="3600"/>
+            <w:shd w:fill="F7FAFC"/>
+            <w:tcMar>
+              <w:top w:w="100" w:type="dxa"/>
+              <w:bottom w:w="100" w:type="dxa"/>
+              <w:left w:w="150" w:type="dxa"/>
+              <w:right w:w="150" w:type="dxa"/>
+            </w:tcMar>
+          </w:tcPr>
+          <w:p>
+            <w:r>
+              <w:rPr>
+                <w:b/>
+                <w:color w:val="1A365D"/>
+                <w:sz w:val="19"/>
+              </w:rPr>
+              <w:t>Diazonium Salts &amp; Carbylamine Test</w:t>
+            </w:r>
+          </w:p>
+        </w:tc>
+        <w:tc>
+          <w:tcPr>
+            <w:tcW w:type="dxa" w:w="6480"/>
+            <w:shd w:fill="F7FAFC"/>
+            <w:tcMar>
+              <w:top w:w="100" w:type="dxa"/>
+              <w:bottom w:w="100" w:type="dxa"/>
+              <w:left w:w="150" w:type="dxa"/>
+              <w:right w:w="150" w:type="dxa"/>
+            </w:tcMar>
+          </w:tcPr>
+          <w:p>
+            <w:r>
+              <w:rPr>
+                <w:rFonts w:ascii="Cambria Math" w:hAnsi="Cambria Math"/>
+                <w:color w:val="2D3748"/>
+                <w:sz w:val="19"/>
+              </w:rPr>
+              <w:t>\text{Diazotization: } \text{Ar-NH}_2 + \text{NaNO}_2 + 2\text{HCl} \xrightarrow{0-5^\circ\text{C}} \text{Ar-N}_2^+\text{Cl}^- + \text{NaCl} + 2\text{H}_2\text{O}</w:t>
+            </w:r>
+          </w:p>
+        </w:tc>
+      </w:tr>
+      <w:tr>
+        <w:tc>
+          <w:tcPr>
+            <w:tcW w:type="dxa" w:w="3600"/>
+            <w:shd w:fill="FFFFFF"/>
+            <w:tcMar>
+              <w:top w:w="100" w:type="dxa"/>
+              <w:bottom w:w="100" w:type="dxa"/>
+              <w:left w:w="150" w:type="dxa"/>
+              <w:right w:w="150" w:type="dxa"/>
+            </w:tcMar>
+          </w:tcPr>
+          <w:p>
+            <w:r>
+              <w:rPr>
+                <w:b/>
+                <w:color w:val="1A365D"/>
+                <w:sz w:val="19"/>
+              </w:rPr>
+              <w:t>Basicity of Amines &amp; Gabriel Phthalimide Synthesis</w:t>
+            </w:r>
+          </w:p>
+        </w:tc>
+        <w:tc>
+          <w:tcPr>
+            <w:tcW w:type="dxa" w:w="6480"/>
+            <w:shd w:fill="FFFFFF"/>
+            <w:tcMar>
+              <w:top w:w="100" w:type="dxa"/>
+              <w:bottom w:w="100" w:type="dxa"/>
+              <w:left w:w="150" w:type="dxa"/>
+              <w:right w:w="150" w:type="dxa"/>
+            </w:tcMar>
+          </w:tcPr>
+          <w:p>
+            <w:r>
+              <w:rPr>
+                <w:rFonts w:ascii="Cambria Math" w:hAnsi="Cambria Math"/>
+                <w:color w:val="2D3748"/>
+                <w:sz w:val="19"/>
+              </w:rPr>
+              <w:t>\text{Basicity in water: } (\text{CH}_3)_2\text{NH} &gt; \text{CH}_3\text{NH}_2 &gt; (\text{CH}_3)_3\text{N} &gt; \text{NH}_3 \quad (2^\circ &gt; 1^\circ &gt; 3^\circ &gt; \text{NH}_3)</w:t>
+            </w:r>
+          </w:p>
+        </w:tc>
+      </w:tr>
     </w:tbl>
     <w:p>
       <w:pPr>
@@ -338,7 +517,7 @@
           <w:color w:val="2B6CB0"/>
           <w:sz w:val="24"/>
         </w:rPr>
-        <w:t>3.1 Compounds Containing Nitrogen - Core Application (Very High Yield — 229 PYQs)</w:t>
+        <w:t>3.1 Diazonium Salts &amp; Carbylamine Test (Very High Yield — 120 PYQs)</w:t>
       </w:r>
     </w:p>
     <w:p>
@@ -353,7 +532,7 @@
         <w:rPr>
           <w:sz w:val="20"/>
         </w:rPr>
-        <w:t>Key problem pattern in Compounds Containing Nitrogen.</w:t>
+        <w:t>Preparation of benzene diazonium chloride (0-5°C), Sandmeyer/Gattermann halogenation, azo coupling dyes, and Hinsberg separation.</w:t>
       </w:r>
     </w:p>
     <w:tbl>
@@ -391,7 +570,7 @@
                 <w:color w:val="2D3748"/>
                 <w:sz w:val="19"/>
               </w:rPr>
-              <w:t>Watch for algebraic and sign errors.</w:t>
+              <w:t>Carbylamine test gives foul-smelling isocyanide ONLY with primary amines (1°); secondary and tertiary amines give NO reaction.</w:t>
             </w:r>
           </w:p>
         </w:tc>
@@ -432,7 +611,215 @@
                 <w:color w:val="2D3748"/>
                 <w:sz w:val="19"/>
               </w:rPr>
-              <w:t>Verify dimensions and boundary conditions.</w:t>
+              <w:t>Hinsberg reagent (C_6H_5SO_2Cl): 1° amine gives product soluble in KOH; 2° amine gives product insoluble in KOH; 3° amine does not react.</w:t>
+            </w:r>
+          </w:p>
+        </w:tc>
+      </w:tr>
+    </w:tbl>
+    <w:p>
+      <w:pPr>
+        <w:spacing w:before="120" w:after="40"/>
+      </w:pPr>
+      <w:r>
+        <w:rPr>
+          <w:b/>
+          <w:color w:val="1A365D"/>
+          <w:sz w:val="19"/>
+        </w:rPr>
+        <w:t>Source PYQs testing this concept:</w:t>
+      </w:r>
+    </w:p>
+    <w:p>
+      <w:pPr>
+        <w:pStyle w:val="ListBullet"/>
+        <w:spacing w:after="40"/>
+      </w:pPr>
+      <w:r>
+        <w:rPr>
+          <w:b/>
+          <w:sz w:val="18"/>
+        </w:rPr>
+        <w:t xml:space="preserve">[2026 Morning Shift] Q#1 (MCQ): </w:t>
+      </w:r>
+      <w:r>
+        <w:rPr>
+          <w:sz w:val="18"/>
+        </w:rPr>
+        <w:t xml:space="preserve">"Arrange the following compounds according to increasing order of boiling points. $n-C_{4}H_{9}OH(A),n-C_{4}H_{9}NH_{2}(B),n-C_{4}H_{10}(C)\t..."  </w:t>
+      </w:r>
+      <w:r>
+        <w:rPr>
+          <w:b/>
+          <w:color w:val="2B6CB0"/>
+          <w:sz w:val="18"/>
+        </w:rPr>
+        <w:t>[Ans: N/A]</w:t>
+      </w:r>
+    </w:p>
+    <w:p>
+      <w:pPr>
+        <w:pStyle w:val="ListBullet"/>
+        <w:spacing w:after="40"/>
+      </w:pPr>
+      <w:r>
+        <w:rPr>
+          <w:b/>
+          <w:sz w:val="18"/>
+        </w:rPr>
+        <w:t xml:space="preserve">[2026 Morning Shift] Q#1 (MCQ): </w:t>
+      </w:r>
+      <w:r>
+        <w:rPr>
+          <w:sz w:val="18"/>
+        </w:rPr>
+        <w:t xml:space="preserve">"Product C of the following reaction sequence will be..."  </w:t>
+      </w:r>
+      <w:r>
+        <w:rPr>
+          <w:b/>
+          <w:color w:val="2B6CB0"/>
+          <w:sz w:val="18"/>
+        </w:rPr>
+        <w:t>[Ans: N/A]</w:t>
+      </w:r>
+    </w:p>
+    <w:p>
+      <w:pPr>
+        <w:pStyle w:val="ListBullet"/>
+        <w:spacing w:after="40"/>
+      </w:pPr>
+      <w:r>
+        <w:rPr>
+          <w:b/>
+          <w:sz w:val="18"/>
+        </w:rPr>
+        <w:t xml:space="preserve">[2026 Morning Shift] Q#1 (MCQ): </w:t>
+      </w:r>
+      <w:r>
+        <w:rPr>
+          <w:sz w:val="18"/>
+        </w:rPr>
+        <w:t xml:space="preserve">"Consider the following reactions giving major product. Identify the correct reaction...."  </w:t>
+      </w:r>
+      <w:r>
+        <w:rPr>
+          <w:b/>
+          <w:color w:val="2B6CB0"/>
+          <w:sz w:val="18"/>
+        </w:rPr>
+        <w:t>[Ans: N/A]</w:t>
+      </w:r>
+    </w:p>
+    <w:p>
+      <w:pPr>
+        <w:spacing w:after="120"/>
+      </w:pPr>
+    </w:p>
+    <w:p>
+      <w:pPr>
+        <w:pStyle w:val="Heading2"/>
+      </w:pPr>
+      <w:r>
+        <w:rPr>
+          <w:color w:val="2B6CB0"/>
+          <w:sz w:val="24"/>
+        </w:rPr>
+        <w:t>3.2 Basicity of Amines &amp; Gabriel Phthalimide Synthesis (Very High Yield — 111 PYQs)</w:t>
+      </w:r>
+    </w:p>
+    <w:p>
+      <w:r>
+        <w:rPr>
+          <w:b/>
+          <w:sz w:val="20"/>
+        </w:rPr>
+        <w:t xml:space="preserve">Core Principle: </w:t>
+      </w:r>
+      <w:r>
+        <w:rPr>
+          <w:sz w:val="20"/>
+        </w:rPr>
+        <w:t>Interplay of inductive, steric, and solvation factors on amine basicity in gas vs aqueous phases, and Hoffmann bromamide degradation.</w:t>
+      </w:r>
+    </w:p>
+    <w:tbl>
+      <w:tblPr>
+        <w:tblW w:type="auto" w:w="0"/>
+        <w:jc w:val="center"/>
+        <w:tblLook w:firstColumn="1" w:firstRow="1" w:lastColumn="0" w:lastRow="0" w:noHBand="0" w:noVBand="1" w:val="04A0"/>
+      </w:tblPr>
+      <w:tblGrid>
+        <w:gridCol w:w="10080"/>
+      </w:tblGrid>
+      <w:tr>
+        <w:tc>
+          <w:tcPr>
+            <w:tcW w:type="dxa" w:w="10080"/>
+            <w:shd w:fill="FFF5F5"/>
+            <w:tcMar>
+              <w:top w:w="100" w:type="dxa"/>
+              <w:bottom w:w="100" w:type="dxa"/>
+              <w:left w:w="150" w:type="dxa"/>
+              <w:right w:w="150" w:type="dxa"/>
+            </w:tcMar>
+          </w:tcPr>
+          <w:p>
+            <w:r>
+              <w:rPr>
+                <w:b/>
+                <w:color w:val="C53030"/>
+                <w:sz w:val="19"/>
+              </w:rPr>
+              <w:t xml:space="preserve">⚠️ Common Trap / JEE Pitfall: </w:t>
+            </w:r>
+            <w:r>
+              <w:rPr>
+                <w:color w:val="2D3748"/>
+                <w:sz w:val="19"/>
+              </w:rPr>
+              <w:t>In gas phase, basicity order is purely inductive: 3° &gt; 2° &gt; 1° &gt; NH_3. In aqueous solution, solvation and steric factors disrupt this order.</w:t>
+            </w:r>
+          </w:p>
+        </w:tc>
+      </w:tr>
+    </w:tbl>
+    <w:tbl>
+      <w:tblPr>
+        <w:tblW w:type="auto" w:w="0"/>
+        <w:jc w:val="center"/>
+        <w:tblLook w:firstColumn="1" w:firstRow="1" w:lastColumn="0" w:lastRow="0" w:noHBand="0" w:noVBand="1" w:val="04A0"/>
+      </w:tblPr>
+      <w:tblGrid>
+        <w:gridCol w:w="10080"/>
+      </w:tblGrid>
+      <w:tr>
+        <w:tc>
+          <w:tcPr>
+            <w:tcW w:type="dxa" w:w="10080"/>
+            <w:shd w:fill="F0FFF4"/>
+            <w:tcMar>
+              <w:top w:w="100" w:type="dxa"/>
+              <w:bottom w:w="100" w:type="dxa"/>
+              <w:left w:w="150" w:type="dxa"/>
+              <w:right w:w="150" w:type="dxa"/>
+            </w:tcMar>
+          </w:tcPr>
+          <w:p>
+            <w:r>
+              <w:rPr>
+                <w:b/>
+                <w:color w:val="276749"/>
+                <w:sz w:val="19"/>
+              </w:rPr>
+              <w:t xml:space="preserve">💡 Speed Hack / Trick: </w:t>
+            </w:r>
+            <w:r>
+              <w:rPr>
+                <w:color w:val="2D3748"/>
+                <w:sz w:val="19"/>
+              </w:rPr>
+              <w:t>Gabriel phthalimide synthesis yields PURE aliphatic primary amines (1°); aromatic amines cannot be prepared because aryl halides do not undergo SN2.</w:t>
             </w:r>
           </w:p>
         </w:tc>
@@ -488,13 +875,13 @@
           <w:b/>
           <w:sz w:val="18"/>
         </w:rPr>
-        <w:t xml:space="preserve">[2026 Morning Shift] Q#1 (MCQ): </w:t>
+        <w:t xml:space="preserve">[2026 Evening Shift] Q#2 (MCQ): </w:t>
       </w:r>
       <w:r>
         <w:rPr>
           <w:sz w:val="18"/>
         </w:rPr>
-        <w:t xml:space="preserve">"Arrange the following compounds according to increasing order of boiling points. $n-C_{4}H_{9}OH(A),n-C_{4}H_{9}NH_{2}(B),n-C_{4}H_{10}(C)\t..."  </w:t>
+        <w:t xml:space="preserve">"Which of the following amino acid will give violet coloured complex with neutral ferric chloride solution?..."  </w:t>
       </w:r>
       <w:r>
         <w:rPr>
@@ -515,13 +902,13 @@
           <w:b/>
           <w:sz w:val="18"/>
         </w:rPr>
-        <w:t xml:space="preserve">[2026 Morning Shift] Q#1 (MCQ): </w:t>
+        <w:t xml:space="preserve">[2026 Evening Shift] Q#2 (MCQ): </w:t>
       </w:r>
       <w:r>
         <w:rPr>
           <w:sz w:val="18"/>
         </w:rPr>
-        <w:t xml:space="preserve">"Product C of the following reaction sequence will be..."  </w:t>
+        <w:t xml:space="preserve">"Given below are two statements : Statement I : Heating benzamide with bromine in an ethanolic solution of sodium hydroxide will give benzyla..."  </w:t>
       </w:r>
       <w:r>
         <w:rPr>
@@ -660,6 +1047,127 @@
               <w:t>Solution Analysis:</w:t>
               <w:br/>
               <w:t>(A) n-C_(4)H_(9)OH (an alcohol) forms strong intermolecular hydrogen bonding between O-H groups of different molecules. Because of this strong attraction, more heat is needed to separate the molecules, so its boiling point is the highest. (B) n-C_(4)H_(9)NH_(2) (a primary amine) also shows intermolecular hydrogen bonding due to the presence of N-H bonds. But nitrogen is less electronegative than oxygen, so N-H hydrogen bonding is weaker than O-H hydrogen bonding. Hence, its boiling point is lower than the alcohol. (C) n-C_(4)H_(10) is a non-polar hydrocarbon. It cannot form hydrogen bonds. Only weak van der Waals (London dispersion) forces act between its molecules, so it has the lowest boiling point. (D) C_(2)H_(5)NHC_(2)H_(5) (a secondary amine) can form hydrogen bonding, but it is weaker than in n-C_(4)H_(9)NH_(2) because it has only one N-H bond (fewer chances for hydrogen bonding). So its boiling point is lower than (B), but higher than the hydrocarbon (C). Therefore, the increasing order of boiling points is: C&lt;D&lt;B&lt;A</w:t>
+            </w:r>
+          </w:p>
+        </w:tc>
+      </w:tr>
+    </w:tbl>
+    <w:p>
+      <w:pPr>
+        <w:spacing w:after="120"/>
+      </w:pPr>
+    </w:p>
+    <w:p>
+      <w:pPr>
+        <w:spacing w:before="160" w:after="40"/>
+      </w:pPr>
+      <w:r>
+        <w:rPr>
+          <w:b/>
+          <w:color w:val="1A365D"/>
+          <w:sz w:val="22"/>
+        </w:rPr>
+        <w:t>Benchmark Problem 2: JEE Main 2026 (Online) 24th January Evening Shift (Q#2)</w:t>
+      </w:r>
+    </w:p>
+    <w:p>
+      <w:pPr>
+        <w:spacing w:after="80"/>
+      </w:pPr>
+      <w:r>
+        <w:rPr>
+          <w:sz w:val="20"/>
+        </w:rPr>
+        <w:t>Given below are two statements : Statement I : The dipole moment of R-CN is greater than R-NC and R-NC can Statement II : R-CN hydrolyses under acidic medium to produce a compound which on treatment with SOCl_(2) , followed by the addition of NH_(3) gives another compound (x) . This compound (x) on treatment with NaOCl/NaOH gives a product, that on treatment with CHCl_(3)/KOH/Δ produces R-NC In the light of the above statements, choose the correct answer from the options given below</w:t>
+      </w:r>
+    </w:p>
+    <w:p>
+      <w:pPr>
+        <w:pStyle w:val="ListBullet"/>
+        <w:spacing w:after="20"/>
+      </w:pPr>
+      <w:r>
+        <w:rPr>
+          <w:sz w:val="19"/>
+        </w:rPr>
+        <w:t>(A) Both Statement I and Statement II are false</w:t>
+      </w:r>
+    </w:p>
+    <w:p>
+      <w:pPr>
+        <w:pStyle w:val="ListBullet"/>
+        <w:spacing w:after="20"/>
+      </w:pPr>
+      <w:r>
+        <w:rPr>
+          <w:sz w:val="19"/>
+        </w:rPr>
+        <w:t>(B) Statement I is false but Statement II is true</w:t>
+      </w:r>
+    </w:p>
+    <w:p>
+      <w:pPr>
+        <w:pStyle w:val="ListBullet"/>
+        <w:spacing w:after="20"/>
+      </w:pPr>
+      <w:r>
+        <w:rPr>
+          <w:sz w:val="19"/>
+        </w:rPr>
+        <w:t>(C) Statement I is true but Statement II is false</w:t>
+      </w:r>
+    </w:p>
+    <w:p>
+      <w:pPr>
+        <w:pStyle w:val="ListBullet"/>
+        <w:spacing w:after="20"/>
+      </w:pPr>
+      <w:r>
+        <w:rPr>
+          <w:sz w:val="19"/>
+        </w:rPr>
+        <w:t>(D) Both Statement I and Statement II are true</w:t>
+      </w:r>
+    </w:p>
+    <w:tbl>
+      <w:tblPr>
+        <w:tblW w:type="auto" w:w="0"/>
+        <w:jc w:val="center"/>
+        <w:tblLook w:firstColumn="1" w:firstRow="1" w:lastColumn="0" w:lastRow="0" w:noHBand="0" w:noVBand="1" w:val="04A0"/>
+      </w:tblPr>
+      <w:tblGrid>
+        <w:gridCol w:w="10080"/>
+      </w:tblGrid>
+      <w:tr>
+        <w:tc>
+          <w:tcPr>
+            <w:tcW w:type="dxa" w:w="10080"/>
+            <w:shd w:fill="F7FAFC"/>
+            <w:tcMar>
+              <w:top w:w="100" w:type="dxa"/>
+              <w:bottom w:w="100" w:type="dxa"/>
+              <w:left w:w="150" w:type="dxa"/>
+              <w:right w:w="150" w:type="dxa"/>
+            </w:tcMar>
+          </w:tcPr>
+          <w:p>
+            <w:r>
+              <w:rPr>
+                <w:b/>
+                <w:color w:val="1A365D"/>
+                <w:sz w:val="19"/>
+              </w:rPr>
+              <w:t>Correct Answer: None</w:t>
+              <w:br/>
+            </w:r>
+            <w:r>
+              <w:rPr>
+                <w:color w:val="2D3748"/>
+                <w:sz w:val="18"/>
+              </w:rPr>
+              <w:t>Solution Analysis:</w:t>
+              <w:br/>
+              <w:t>Statement I : False R-NC→ ≤ ftarroŵR-NH_(2)+HCOOH Statement II : True R-CN→ ≤ ftarroŵRCOOH\oversetSOCl_(2)→ ≤ ftarrowRCOCl \oversetNH_(3)→ ≤ ftarrowRCONH_(2)→ ≤ ftarroŵRNH_(2) \oversetCHCl_(3)+KOH→ ≤ ftarrowR-NC</w:t>
             </w:r>
           </w:p>
         </w:tc>

--- a/data/exports/compounds-containing-nitrogen_revision_notes.docx
+++ b/data/exports/compounds-containing-nitrogen_revision_notes.docx
@@ -189,7 +189,7 @@
                 <w:color w:val="2D3748"/>
                 <w:sz w:val="19"/>
               </w:rPr>
-              <w:t>Diazonium Salts &amp; Carbylamine Test</w:t>
+              <w:t>Basicity of Amines &amp; Gabriel Phthalimide Synthesis</w:t>
             </w:r>
           </w:p>
         </w:tc>
@@ -209,7 +209,7 @@
               <w:rPr>
                 <w:sz w:val="19"/>
               </w:rPr>
-              <w:t>120 PYQs</w:t>
+              <w:t>175 PYQs</w:t>
             </w:r>
           </w:p>
         </w:tc>
@@ -230,7 +230,7 @@
                 <w:color w:val="718096"/>
                 <w:sz w:val="19"/>
               </w:rPr>
-              <w:t>Diazonium &amp; Tests</w:t>
+              <w:t>Amine Basics</w:t>
             </w:r>
           </w:p>
         </w:tc>
@@ -276,7 +276,7 @@
                 <w:color w:val="2D3748"/>
                 <w:sz w:val="19"/>
               </w:rPr>
-              <w:t>Basicity of Amines &amp; Gabriel Phthalimide Synthesis</w:t>
+              <w:t>Diazonium Salts &amp; Carbylamine Test</w:t>
             </w:r>
           </w:p>
         </w:tc>
@@ -296,7 +296,7 @@
               <w:rPr>
                 <w:sz w:val="19"/>
               </w:rPr>
-              <w:t>111 PYQs</w:t>
+              <w:t>55 PYQs</w:t>
             </w:r>
           </w:p>
         </w:tc>
@@ -317,7 +317,7 @@
                 <w:color w:val="718096"/>
                 <w:sz w:val="19"/>
               </w:rPr>
-              <w:t>Amine Basics</w:t>
+              <w:t>Diazonium &amp; Tests</w:t>
             </w:r>
           </w:p>
         </w:tc>
@@ -417,7 +417,7 @@
                 <w:color w:val="1A365D"/>
                 <w:sz w:val="19"/>
               </w:rPr>
-              <w:t>Diazonium Salts &amp; Carbylamine Test</w:t>
+              <w:t>Basicity of Amines &amp; Gabriel Phthalimide Synthesis</w:t>
             </w:r>
           </w:p>
         </w:tc>
@@ -439,7 +439,7 @@
                 <w:color w:val="2D3748"/>
                 <w:sz w:val="19"/>
               </w:rPr>
-              <w:t>\text{Diazotization: } \text{Ar-NH}_2 + \text{NaNO}_2 + 2\text{HCl} \xrightarrow{0-5^\circ\text{C}} \text{Ar-N}_2^+\text{Cl}^- + \text{NaCl} + 2\text{H}_2\text{O}</w:t>
+              <w:t>\text{Basicity in water: } (\text{CH}_3)_2\text{NH} &gt; \text{CH}_3\text{NH}_2 &gt; (\text{CH}_3)_3\text{N} &gt; \text{NH}_3 \quad (2^\circ &gt; 1^\circ &gt; 3^\circ &gt; \text{NH}_3)</w:t>
             </w:r>
           </w:p>
         </w:tc>
@@ -463,7 +463,7 @@
                 <w:color w:val="1A365D"/>
                 <w:sz w:val="19"/>
               </w:rPr>
-              <w:t>Basicity of Amines &amp; Gabriel Phthalimide Synthesis</w:t>
+              <w:t>Diazonium Salts &amp; Carbylamine Test</w:t>
             </w:r>
           </w:p>
         </w:tc>
@@ -485,7 +485,7 @@
                 <w:color w:val="2D3748"/>
                 <w:sz w:val="19"/>
               </w:rPr>
-              <w:t>\text{Basicity in water: } (\text{CH}_3)_2\text{NH} &gt; \text{CH}_3\text{NH}_2 &gt; (\text{CH}_3)_3\text{N} &gt; \text{NH}_3 \quad (2^\circ &gt; 1^\circ &gt; 3^\circ &gt; \text{NH}_3)</w:t>
+              <w:t>\text{Diazotization: } \text{Ar-NH}_2 + \text{NaNO}_2 + 2\text{HCl} \xrightarrow{0-5^\circ\text{C}} \text{Ar-N}_2^+\text{Cl}^- + \text{NaCl} + 2\text{H}_2\text{O}</w:t>
             </w:r>
           </w:p>
         </w:tc>
@@ -517,215 +517,7 @@
           <w:color w:val="2B6CB0"/>
           <w:sz w:val="24"/>
         </w:rPr>
-        <w:t>3.1 Diazonium Salts &amp; Carbylamine Test (Very High Yield — 120 PYQs)</w:t>
-      </w:r>
-    </w:p>
-    <w:p>
-      <w:r>
-        <w:rPr>
-          <w:b/>
-          <w:sz w:val="20"/>
-        </w:rPr>
-        <w:t xml:space="preserve">Core Principle: </w:t>
-      </w:r>
-      <w:r>
-        <w:rPr>
-          <w:sz w:val="20"/>
-        </w:rPr>
-        <w:t>Preparation of benzene diazonium chloride (0-5°C), Sandmeyer/Gattermann halogenation, azo coupling dyes, and Hinsberg separation.</w:t>
-      </w:r>
-    </w:p>
-    <w:tbl>
-      <w:tblPr>
-        <w:tblW w:type="auto" w:w="0"/>
-        <w:jc w:val="center"/>
-        <w:tblLook w:firstColumn="1" w:firstRow="1" w:lastColumn="0" w:lastRow="0" w:noHBand="0" w:noVBand="1" w:val="04A0"/>
-      </w:tblPr>
-      <w:tblGrid>
-        <w:gridCol w:w="10080"/>
-      </w:tblGrid>
-      <w:tr>
-        <w:tc>
-          <w:tcPr>
-            <w:tcW w:type="dxa" w:w="10080"/>
-            <w:shd w:fill="FFF5F5"/>
-            <w:tcMar>
-              <w:top w:w="100" w:type="dxa"/>
-              <w:bottom w:w="100" w:type="dxa"/>
-              <w:left w:w="150" w:type="dxa"/>
-              <w:right w:w="150" w:type="dxa"/>
-            </w:tcMar>
-          </w:tcPr>
-          <w:p>
-            <w:r>
-              <w:rPr>
-                <w:b/>
-                <w:color w:val="C53030"/>
-                <w:sz w:val="19"/>
-              </w:rPr>
-              <w:t xml:space="preserve">⚠️ Common Trap / JEE Pitfall: </w:t>
-            </w:r>
-            <w:r>
-              <w:rPr>
-                <w:color w:val="2D3748"/>
-                <w:sz w:val="19"/>
-              </w:rPr>
-              <w:t>Carbylamine test gives foul-smelling isocyanide ONLY with primary amines (1°); secondary and tertiary amines give NO reaction.</w:t>
-            </w:r>
-          </w:p>
-        </w:tc>
-      </w:tr>
-    </w:tbl>
-    <w:tbl>
-      <w:tblPr>
-        <w:tblW w:type="auto" w:w="0"/>
-        <w:jc w:val="center"/>
-        <w:tblLook w:firstColumn="1" w:firstRow="1" w:lastColumn="0" w:lastRow="0" w:noHBand="0" w:noVBand="1" w:val="04A0"/>
-      </w:tblPr>
-      <w:tblGrid>
-        <w:gridCol w:w="10080"/>
-      </w:tblGrid>
-      <w:tr>
-        <w:tc>
-          <w:tcPr>
-            <w:tcW w:type="dxa" w:w="10080"/>
-            <w:shd w:fill="F0FFF4"/>
-            <w:tcMar>
-              <w:top w:w="100" w:type="dxa"/>
-              <w:bottom w:w="100" w:type="dxa"/>
-              <w:left w:w="150" w:type="dxa"/>
-              <w:right w:w="150" w:type="dxa"/>
-            </w:tcMar>
-          </w:tcPr>
-          <w:p>
-            <w:r>
-              <w:rPr>
-                <w:b/>
-                <w:color w:val="276749"/>
-                <w:sz w:val="19"/>
-              </w:rPr>
-              <w:t xml:space="preserve">💡 Speed Hack / Trick: </w:t>
-            </w:r>
-            <w:r>
-              <w:rPr>
-                <w:color w:val="2D3748"/>
-                <w:sz w:val="19"/>
-              </w:rPr>
-              <w:t>Hinsberg reagent (C_6H_5SO_2Cl): 1° amine gives product soluble in KOH; 2° amine gives product insoluble in KOH; 3° amine does not react.</w:t>
-            </w:r>
-          </w:p>
-        </w:tc>
-      </w:tr>
-    </w:tbl>
-    <w:p>
-      <w:pPr>
-        <w:spacing w:before="120" w:after="40"/>
-      </w:pPr>
-      <w:r>
-        <w:rPr>
-          <w:b/>
-          <w:color w:val="1A365D"/>
-          <w:sz w:val="19"/>
-        </w:rPr>
-        <w:t>Source PYQs testing this concept:</w:t>
-      </w:r>
-    </w:p>
-    <w:p>
-      <w:pPr>
-        <w:pStyle w:val="ListBullet"/>
-        <w:spacing w:after="40"/>
-      </w:pPr>
-      <w:r>
-        <w:rPr>
-          <w:b/>
-          <w:sz w:val="18"/>
-        </w:rPr>
-        <w:t xml:space="preserve">[2026 Morning Shift] Q#1 (MCQ): </w:t>
-      </w:r>
-      <w:r>
-        <w:rPr>
-          <w:sz w:val="18"/>
-        </w:rPr>
-        <w:t xml:space="preserve">"Arrange the following compounds according to increasing order of boiling points. $n-C_{4}H_{9}OH(A),n-C_{4}H_{9}NH_{2}(B),n-C_{4}H_{10}(C)\t..."  </w:t>
-      </w:r>
-      <w:r>
-        <w:rPr>
-          <w:b/>
-          <w:color w:val="2B6CB0"/>
-          <w:sz w:val="18"/>
-        </w:rPr>
-        <w:t>[Ans: N/A]</w:t>
-      </w:r>
-    </w:p>
-    <w:p>
-      <w:pPr>
-        <w:pStyle w:val="ListBullet"/>
-        <w:spacing w:after="40"/>
-      </w:pPr>
-      <w:r>
-        <w:rPr>
-          <w:b/>
-          <w:sz w:val="18"/>
-        </w:rPr>
-        <w:t xml:space="preserve">[2026 Morning Shift] Q#1 (MCQ): </w:t>
-      </w:r>
-      <w:r>
-        <w:rPr>
-          <w:sz w:val="18"/>
-        </w:rPr>
-        <w:t xml:space="preserve">"Product C of the following reaction sequence will be..."  </w:t>
-      </w:r>
-      <w:r>
-        <w:rPr>
-          <w:b/>
-          <w:color w:val="2B6CB0"/>
-          <w:sz w:val="18"/>
-        </w:rPr>
-        <w:t>[Ans: N/A]</w:t>
-      </w:r>
-    </w:p>
-    <w:p>
-      <w:pPr>
-        <w:pStyle w:val="ListBullet"/>
-        <w:spacing w:after="40"/>
-      </w:pPr>
-      <w:r>
-        <w:rPr>
-          <w:b/>
-          <w:sz w:val="18"/>
-        </w:rPr>
-        <w:t xml:space="preserve">[2026 Morning Shift] Q#1 (MCQ): </w:t>
-      </w:r>
-      <w:r>
-        <w:rPr>
-          <w:sz w:val="18"/>
-        </w:rPr>
-        <w:t xml:space="preserve">"Consider the following reactions giving major product. Identify the correct reaction...."  </w:t>
-      </w:r>
-      <w:r>
-        <w:rPr>
-          <w:b/>
-          <w:color w:val="2B6CB0"/>
-          <w:sz w:val="18"/>
-        </w:rPr>
-        <w:t>[Ans: N/A]</w:t>
-      </w:r>
-    </w:p>
-    <w:p>
-      <w:pPr>
-        <w:spacing w:after="120"/>
-      </w:pPr>
-    </w:p>
-    <w:p>
-      <w:pPr>
-        <w:pStyle w:val="Heading2"/>
-      </w:pPr>
-      <w:r>
-        <w:rPr>
-          <w:color w:val="2B6CB0"/>
-          <w:sz w:val="24"/>
-        </w:rPr>
-        <w:t>3.2 Basicity of Amines &amp; Gabriel Phthalimide Synthesis (Very High Yield — 111 PYQs)</w:t>
+        <w:t>3.1 Basicity of Amines &amp; Gabriel Phthalimide Synthesis (Very High Yield — 175 PYQs)</w:t>
       </w:r>
     </w:p>
     <w:p>
@@ -875,6 +667,214 @@
           <w:b/>
           <w:sz w:val="18"/>
         </w:rPr>
+        <w:t xml:space="preserve">[2026 Morning Shift] Q#1 (MCQ): </w:t>
+      </w:r>
+      <w:r>
+        <w:rPr>
+          <w:sz w:val="18"/>
+        </w:rPr>
+        <w:t xml:space="preserve">"Arrange the following compounds according to increasing order of boiling points. $n-C_{4}H_{9}OH(A),n-C_{4}H_{9}NH_{2}(B),n-C_{4}H_{10}(C)\t..."  </w:t>
+      </w:r>
+      <w:r>
+        <w:rPr>
+          <w:b/>
+          <w:color w:val="2B6CB0"/>
+          <w:sz w:val="18"/>
+        </w:rPr>
+        <w:t>[Ans: N/A]</w:t>
+      </w:r>
+    </w:p>
+    <w:p>
+      <w:pPr>
+        <w:pStyle w:val="ListBullet"/>
+        <w:spacing w:after="40"/>
+      </w:pPr>
+      <w:r>
+        <w:rPr>
+          <w:b/>
+          <w:sz w:val="18"/>
+        </w:rPr>
+        <w:t xml:space="preserve">[2026 Morning Shift] Q#1 (MCQ): </w:t>
+      </w:r>
+      <w:r>
+        <w:rPr>
+          <w:sz w:val="18"/>
+        </w:rPr>
+        <w:t xml:space="preserve">"Product C of the following reaction sequence will be..."  </w:t>
+      </w:r>
+      <w:r>
+        <w:rPr>
+          <w:b/>
+          <w:color w:val="2B6CB0"/>
+          <w:sz w:val="18"/>
+        </w:rPr>
+        <w:t>[Ans: N/A]</w:t>
+      </w:r>
+    </w:p>
+    <w:p>
+      <w:pPr>
+        <w:spacing w:after="120"/>
+      </w:pPr>
+    </w:p>
+    <w:p>
+      <w:pPr>
+        <w:pStyle w:val="Heading2"/>
+      </w:pPr>
+      <w:r>
+        <w:rPr>
+          <w:color w:val="2B6CB0"/>
+          <w:sz w:val="24"/>
+        </w:rPr>
+        <w:t>3.2 Diazonium Salts &amp; Carbylamine Test (Very High Yield — 55 PYQs)</w:t>
+      </w:r>
+    </w:p>
+    <w:p>
+      <w:r>
+        <w:rPr>
+          <w:b/>
+          <w:sz w:val="20"/>
+        </w:rPr>
+        <w:t xml:space="preserve">Core Principle: </w:t>
+      </w:r>
+      <w:r>
+        <w:rPr>
+          <w:sz w:val="20"/>
+        </w:rPr>
+        <w:t>Preparation of benzene diazonium chloride (0-5°C), Sandmeyer/Gattermann halogenation, azo coupling dyes, and Hinsberg separation.</w:t>
+      </w:r>
+    </w:p>
+    <w:tbl>
+      <w:tblPr>
+        <w:tblW w:type="auto" w:w="0"/>
+        <w:jc w:val="center"/>
+        <w:tblLook w:firstColumn="1" w:firstRow="1" w:lastColumn="0" w:lastRow="0" w:noHBand="0" w:noVBand="1" w:val="04A0"/>
+      </w:tblPr>
+      <w:tblGrid>
+        <w:gridCol w:w="10080"/>
+      </w:tblGrid>
+      <w:tr>
+        <w:tc>
+          <w:tcPr>
+            <w:tcW w:type="dxa" w:w="10080"/>
+            <w:shd w:fill="FFF5F5"/>
+            <w:tcMar>
+              <w:top w:w="100" w:type="dxa"/>
+              <w:bottom w:w="100" w:type="dxa"/>
+              <w:left w:w="150" w:type="dxa"/>
+              <w:right w:w="150" w:type="dxa"/>
+            </w:tcMar>
+          </w:tcPr>
+          <w:p>
+            <w:r>
+              <w:rPr>
+                <w:b/>
+                <w:color w:val="C53030"/>
+                <w:sz w:val="19"/>
+              </w:rPr>
+              <w:t xml:space="preserve">⚠️ Common Trap / JEE Pitfall: </w:t>
+            </w:r>
+            <w:r>
+              <w:rPr>
+                <w:color w:val="2D3748"/>
+                <w:sz w:val="19"/>
+              </w:rPr>
+              <w:t>Carbylamine test gives foul-smelling isocyanide ONLY with primary amines (1°); secondary and tertiary amines give NO reaction.</w:t>
+            </w:r>
+          </w:p>
+        </w:tc>
+      </w:tr>
+    </w:tbl>
+    <w:tbl>
+      <w:tblPr>
+        <w:tblW w:type="auto" w:w="0"/>
+        <w:jc w:val="center"/>
+        <w:tblLook w:firstColumn="1" w:firstRow="1" w:lastColumn="0" w:lastRow="0" w:noHBand="0" w:noVBand="1" w:val="04A0"/>
+      </w:tblPr>
+      <w:tblGrid>
+        <w:gridCol w:w="10080"/>
+      </w:tblGrid>
+      <w:tr>
+        <w:tc>
+          <w:tcPr>
+            <w:tcW w:type="dxa" w:w="10080"/>
+            <w:shd w:fill="F0FFF4"/>
+            <w:tcMar>
+              <w:top w:w="100" w:type="dxa"/>
+              <w:bottom w:w="100" w:type="dxa"/>
+              <w:left w:w="150" w:type="dxa"/>
+              <w:right w:w="150" w:type="dxa"/>
+            </w:tcMar>
+          </w:tcPr>
+          <w:p>
+            <w:r>
+              <w:rPr>
+                <w:b/>
+                <w:color w:val="276749"/>
+                <w:sz w:val="19"/>
+              </w:rPr>
+              <w:t xml:space="preserve">💡 Speed Hack / Trick: </w:t>
+            </w:r>
+            <w:r>
+              <w:rPr>
+                <w:color w:val="2D3748"/>
+                <w:sz w:val="19"/>
+              </w:rPr>
+              <w:t>Hinsberg reagent (C_6H_5SO_2Cl): 1° amine gives product soluble in KOH; 2° amine gives product insoluble in KOH; 3° amine does not react.</w:t>
+            </w:r>
+          </w:p>
+        </w:tc>
+      </w:tr>
+    </w:tbl>
+    <w:p>
+      <w:pPr>
+        <w:spacing w:before="120" w:after="40"/>
+      </w:pPr>
+      <w:r>
+        <w:rPr>
+          <w:b/>
+          <w:color w:val="1A365D"/>
+          <w:sz w:val="19"/>
+        </w:rPr>
+        <w:t>Source PYQs testing this concept:</w:t>
+      </w:r>
+    </w:p>
+    <w:p>
+      <w:pPr>
+        <w:pStyle w:val="ListBullet"/>
+        <w:spacing w:after="40"/>
+      </w:pPr>
+      <w:r>
+        <w:rPr>
+          <w:b/>
+          <w:sz w:val="18"/>
+        </w:rPr>
+        <w:t xml:space="preserve">[2026 Evening Shift] Q#1 (MCQ): </w:t>
+      </w:r>
+      <w:r>
+        <w:rPr>
+          <w:sz w:val="18"/>
+        </w:rPr>
+        <w:t xml:space="preserve">"Given below are two statements : In the light of the above statements, choose the correct answer from the options given below..."  </w:t>
+      </w:r>
+      <w:r>
+        <w:rPr>
+          <w:b/>
+          <w:color w:val="2B6CB0"/>
+          <w:sz w:val="18"/>
+        </w:rPr>
+        <w:t>[Ans: N/A]</w:t>
+      </w:r>
+    </w:p>
+    <w:p>
+      <w:pPr>
+        <w:pStyle w:val="ListBullet"/>
+        <w:spacing w:after="40"/>
+      </w:pPr>
+      <w:r>
+        <w:rPr>
+          <w:b/>
+          <w:sz w:val="18"/>
+        </w:rPr>
         <w:t xml:space="preserve">[2026 Evening Shift] Q#2 (MCQ): </w:t>
       </w:r>
       <w:r>
@@ -908,7 +908,7 @@
         <w:rPr>
           <w:sz w:val="18"/>
         </w:rPr>
-        <w:t xml:space="preserve">"Given below are two statements : Statement I : Heating benzamide with bromine in an ethanolic solution of sodium hydroxide will give benzyla..."  </w:t>
+        <w:t xml:space="preserve">"A student has been given a compound " x " of molecular formula- C_(6)H_(7)N . ' x ' is sparingly soluble in water. However, on additio..."  </w:t>
       </w:r>
       <w:r>
         <w:rPr>
@@ -1067,7 +1067,7 @@
           <w:color w:val="1A365D"/>
           <w:sz w:val="22"/>
         </w:rPr>
-        <w:t>Benchmark Problem 2: JEE Main 2026 (Online) 24th January Evening Shift (Q#2)</w:t>
+        <w:t>Benchmark Problem 2: JEE Main 2026 (Online) 24th January Evening Shift (Q#3)</w:t>
       </w:r>
     </w:p>
     <w:p>
@@ -1078,7 +1078,7 @@
         <w:rPr>
           <w:sz w:val="20"/>
         </w:rPr>
-        <w:t>Given below are two statements : Statement I : The dipole moment of R-CN is greater than R-NC and R-NC can Statement II : R-CN hydrolyses under acidic medium to produce a compound which on treatment with SOCl_(2) , followed by the addition of NH_(3) gives another compound (x) . This compound (x) on treatment with NaOCl/NaOH gives a product, that on treatment with CHCl_(3)/KOH/Δ produces R-NC In the light of the above statements, choose the correct answer from the options given below</w:t>
+        <w:t>A student has planned to prepare acetanilide from aniline using acetic anhydride. The student has started from 9.3 g of aniline. However, the student has managed to obtain 11 g of dry acetanilide. The % yield of this reaction is :-</w:t>
       </w:r>
     </w:p>
     <w:p>
@@ -1090,7 +1090,7 @@
         <w:rPr>
           <w:sz w:val="19"/>
         </w:rPr>
-        <w:t>(A) Both Statement I and Statement II are false</w:t>
+        <w:t>(A) 59.5%</w:t>
       </w:r>
     </w:p>
     <w:p>
@@ -1102,7 +1102,7 @@
         <w:rPr>
           <w:sz w:val="19"/>
         </w:rPr>
-        <w:t>(B) Statement I is false but Statement II is true</w:t>
+        <w:t>(B) 72.5</w:t>
       </w:r>
     </w:p>
     <w:p>
@@ -1114,7 +1114,7 @@
         <w:rPr>
           <w:sz w:val="19"/>
         </w:rPr>
-        <w:t>(C) Statement I is true but Statement II is false</w:t>
+        <w:t>(C) 97.5</w:t>
       </w:r>
     </w:p>
     <w:p>
@@ -1126,7 +1126,7 @@
         <w:rPr>
           <w:sz w:val="19"/>
         </w:rPr>
-        <w:t>(D) Both Statement I and Statement II are true</w:t>
+        <w:t>(D) 81.5%</w:t>
       </w:r>
     </w:p>
     <w:tbl>
@@ -1167,7 +1167,7 @@
               </w:rPr>
               <w:t>Solution Analysis:</w:t>
               <w:br/>
-              <w:t>Statement I : False R-NC→ ≤ ftarroŵR-NH_(2)+HCOOH Statement II : True R-CN→ ≤ ftarroŵRCOOH\oversetSOCl_(2)→ ≤ ftarrowRCOCl \oversetNH_(3)→ ≤ ftarrowRCONH_(2)→ ≤ ftarroŵRNH_(2) \oversetCHCl_(3)+KOH→ ≤ ftarrowR-NC</w:t>
+              <w:t>Reaction (1:1): C_(6)H_(5)NH_(2)+(CH_(3)CO)_(2)OC_(6)H_(5)NHCOCH_(3)+CH_(3)COOH Molar mass of aniline C_(6)H_(7)N ≈ 93g mol^-1 n(aniline)=(9.3 / 93)=0.10mol Molar mass of acetanilide C_(8)H_(9)NO ≈ 135g mol^-1 Theoretical mass: m_(theor)=0.10 × 135=13.5g Percent yield: %yield=(11 / 13.5) × 100 ≈ 81.5% Answer: Option D (81.5%)</w:t>
             </w:r>
           </w:p>
         </w:tc>
